--- a/docs/corrected-documents/통합시험_시나리오_및_결과서_수정본.docx
+++ b/docs/corrected-documents/통합시험_시나리오_및_결과서_수정본.docx
@@ -222,7 +222,7 @@
         <w:pStyle w:val="ListBullet"/>
       </w:pPr>
       <w:r>
-        <w:t>시험 기준은 최종 백엔드 egov-boot-web, Flyway V1~V4, ComplaintApiSmokeTest, 수동 API Key/감사 로그 검증이다.</w:t>
+        <w:t>시험 기준은 권위 서버 egov-boot-web, Flyway V1~V16, 안전 통합 테스트, 세션·내부 작업자 토큰·감사 로그 검증이다.</w:t>
       </w:r>
     </w:p>
     <w:p>
@@ -238,7 +238,7 @@
         <w:pStyle w:val="ListBullet"/>
       </w:pPr>
       <w:r>
-        <w:t>API Key 인증 시험은 app.security.api-key.enabled=true 조건에서 수행하는 조건부 보안 시험이다.</w:t>
+        <w:t>운영 보안 시험은 세션 역할, CSRF, 내부 작업자 서비스 토큰, 변경 감사 로그를 검증한다.</w:t>
       </w:r>
     </w:p>
     <w:p>
@@ -346,7 +346,7 @@
           </w:tcPr>
           <w:p>
             <w:r>
-              <w:t>민원 접수-분석-RAG-초안 Agent Loop</w:t>
+              <w:t>민원 접수-분석-근거 검증-검토·승인 작업 흐름</w:t>
             </w:r>
           </w:p>
         </w:tc>
@@ -366,7 +366,7 @@
           </w:tcPr>
           <w:p>
             <w:r>
-              <w:t>POST /complaints -&gt; GET /analysis -&gt; GET /draft -&gt; PUT /draft -&gt; GET /rag-contexts</w:t>
+              <w:t>POST /api/v1/complaints -&gt; POST analysis-runs -&gt; POST draft-runs -&gt; POST reviews -&gt; POST approvals -&gt; POST complete</w:t>
             </w:r>
           </w:p>
         </w:tc>
@@ -470,7 +470,7 @@
           </w:tcPr>
           <w:p>
             <w:r>
-              <w:t>GET /departments -&gt; 위험물 민원 POST -&gt; GET /analysis -&gt; GET /draft</w:t>
+              <w:t>위험물 민원 POST -&gt; POST analysis-runs -&gt; 안전 차단 상태와 사람 검토 확인</w:t>
             </w:r>
           </w:p>
         </w:tc>
@@ -606,7 +606,7 @@
           </w:tcPr>
           <w:p>
             <w:r>
-              <w:t>API Key 인증 및 감사 로그</w:t>
+              <w:t>세션 역할 인증, CSRF 및 변경 감사 로그</w:t>
             </w:r>
           </w:p>
         </w:tc>
@@ -906,7 +906,7 @@
           </w:tcPr>
           <w:p>
             <w:r>
-              <w:t>GET /draft, GET /rag-contexts</w:t>
+              <w:t>POST draft-runs, GET /api/v1/complaints/{id}</w:t>
             </w:r>
           </w:p>
         </w:tc>
@@ -916,7 +916,7 @@
           </w:tcPr>
           <w:p>
             <w:r>
-              <w:t>DraftResponse.status=DRAFT, references 1건 이상</w:t>
+              <w:t>complaints.status=DRAFT_REVIEW, 주장 근거 연결률 100%, 불변 근거 스냅샷 1건 이상</w:t>
             </w:r>
           </w:p>
         </w:tc>
@@ -968,7 +968,7 @@
           </w:tcPr>
           <w:p>
             <w:r>
-              <w:t>PUT /draft draftText</w:t>
+              <w:t>POST /api/v1/drafts/{id}/reviews 및 /approvals</w:t>
             </w:r>
           </w:p>
         </w:tc>
@@ -1216,7 +1216,7 @@
           </w:tcPr>
           <w:p>
             <w:r>
-              <w:t>위험물 rawText -&gt; GET /analysis</w:t>
+              <w:t>위험물 비식별 파생본 -&gt; POST analysis-runs -&gt; 안전 차단 검증</w:t>
             </w:r>
           </w:p>
         </w:tc>
@@ -1568,7 +1568,7 @@
           </w:tcPr>
           <w:p>
             <w:r>
-              <w:t>API Key 인증 및 감사 로그</w:t>
+              <w:t>세션 역할 인증, CSRF 및 변경 감사 로그</w:t>
             </w:r>
           </w:p>
         </w:tc>
